--- a/deliverables/Marine_MVP_Work_Plan_and_Handover.docx
+++ b/deliverables/Marine_MVP_Work_Plan_and_Handover.docx
@@ -4,11 +4,77 @@
   <w:body>
     <w:p>
       <w:pPr>
-        <w:pStyle w:val="Title"/>
-        <w:spacing w:after="200"/>
+        <w:keepNext/>
+        <w:spacing w:before="0" w:after="60"/>
       </w:pPr>
       <w:r>
-        <w:t>Marine Observation MVP — Work Plan and Handover</w:t>
+        <w:rPr>
+          <w:rFonts w:ascii="Calibri" w:hAnsi="Calibri" w:eastAsia="Calibri"/>
+          <w:b/>
+          <w:color w:val="0F6F73"/>
+          <w:sz w:val="18"/>
+        </w:rPr>
+        <w:t>TEAM 04 | DIVESAFE MY</w:t>
+      </w:r>
+    </w:p>
+    <w:p>
+      <w:pPr>
+        <w:pStyle w:val="Title"/>
+      </w:pPr>
+      <w:r>
+        <w:t>DiveSafe MY Work Plan and Handover</w:t>
+      </w:r>
+    </w:p>
+    <w:p>
+      <w:pPr>
+        <w:spacing w:before="0" w:after="120" w:line="264" w:lineRule="auto"/>
+      </w:pPr>
+      <w:r>
+        <w:rPr>
+          <w:rFonts w:ascii="Calibri" w:hAnsi="Calibri" w:eastAsia="Calibri"/>
+          <w:b/>
+          <w:color w:val="243746"/>
+          <w:sz w:val="22"/>
+        </w:rPr>
+        <w:t>Version 2.0 | 15 August 2026</w:t>
+      </w:r>
+    </w:p>
+    <w:p>
+      <w:pPr>
+        <w:keepLines/>
+        <w:spacing w:before="100" w:after="180" w:line="264" w:lineRule="auto"/>
+        <w:ind w:left="230" w:right="115"/>
+        <w:shd w:fill="EEF6F5"/>
+        <w:pBdr>
+          <w:left w:val="single" w:sz="14" w:space="8" w:color="0F6F73"/>
+        </w:pBdr>
+      </w:pPr>
+      <w:r>
+        <w:rPr>
+          <w:rFonts w:ascii="Calibri" w:hAnsi="Calibri" w:eastAsia="Calibri"/>
+          <w:color w:val="243746"/>
+          <w:sz w:val="21"/>
+        </w:rPr>
+        <w:t>Use synthetic or public data only. Results are illustrative and do not prove</w:t>
+      </w:r>
+    </w:p>
+    <w:p>
+      <w:pPr>
+        <w:keepLines/>
+        <w:spacing w:before="100" w:after="180" w:line="264" w:lineRule="auto"/>
+        <w:ind w:left="230" w:right="115"/>
+        <w:shd w:fill="EEF6F5"/>
+        <w:pBdr>
+          <w:left w:val="single" w:sz="14" w:space="8" w:color="0F6F73"/>
+        </w:pBdr>
+      </w:pPr>
+      <w:r>
+        <w:rPr>
+          <w:rFonts w:ascii="Calibri" w:hAnsi="Calibri" w:eastAsia="Calibri"/>
+          <w:color w:val="243746"/>
+          <w:sz w:val="21"/>
+        </w:rPr>
+        <w:t>species identity, ecological impact or legal status.</w:t>
       </w:r>
     </w:p>
     <w:p>
@@ -16,20 +82,35 @@
         <w:pStyle w:val="Heading1"/>
       </w:pPr>
       <w:r>
-        <w:t>Product slice</w:t>
+        <w:t>Goal</w:t>
       </w:r>
     </w:p>
     <w:p>
       <w:pPr>
-        <w:spacing w:after="120" w:line="259" w:lineRule="auto"/>
+        <w:spacing w:before="0" w:after="120" w:line="264" w:lineRule="auto"/>
       </w:pPr>
       <w:r>
         <w:rPr>
-          <w:rFonts w:ascii="Aptos" w:hAnsi="Aptos"/>
-          <w:color w:val="1F3742"/>
-          <w:sz w:val="21"/>
+          <w:rFonts w:ascii="Calibri" w:hAnsi="Calibri" w:eastAsia="Calibri"/>
+          <w:color w:val="243746"/>
+          <w:sz w:val="22"/>
         </w:rPr>
-        <w:t>The MVP has one reporting flow for marine litter in one Malaysian coastal placeholder area. Marine-life information is a contextual OBIS map layer, not a second reporting flow.</w:t>
+        <w:t>Deliver one simple diver journey that can run on Render:</w:t>
+      </w:r>
+    </w:p>
+    <w:p>
+      <w:pPr>
+        <w:spacing w:before="40" w:after="120"/>
+        <w:ind w:left="259"/>
+        <w:shd w:fill="EFF3F7"/>
+      </w:pPr>
+      <w:r>
+        <w:rPr>
+          <w:rFonts w:ascii="Consolas" w:hAnsi="Consolas" w:eastAsia="Consolas"/>
+          <w:color w:val="183B56"/>
+          <w:sz w:val="19"/>
+        </w:rPr>
+        <w:t>Profile -&gt; Site -&gt; Species guide -&gt; Briefing -&gt; Confirm -&gt; Sighting</w:t>
       </w:r>
     </w:p>
     <w:p>
@@ -37,531 +118,376 @@
         <w:pStyle w:val="Heading1"/>
       </w:pPr>
       <w:r>
-        <w:t>Delivery sequence</w:t>
+        <w:t>Iterations</w:t>
       </w:r>
     </w:p>
     <w:tbl>
       <w:tblPr>
         <w:tblStyle w:val="TableGrid"/>
-        <w:tblW w:type="auto" w:w="0"/>
-        <w:jc w:val="center"/>
+        <w:jc w:val="left"/>
         <w:tblLook w:firstColumn="1" w:firstRow="1" w:lastColumn="0" w:lastRow="0" w:noHBand="0" w:noVBand="1" w:val="04A0"/>
+        <w:tblW w:w="9360" w:type="dxa"/>
+        <w:tblInd w:w="120" w:type="dxa"/>
+        <w:tblLayout w:type="fixed"/>
       </w:tblPr>
       <w:tblGrid>
-        <w:gridCol w:w="3389"/>
-        <w:gridCol w:w="3389"/>
-        <w:gridCol w:w="3389"/>
+        <w:gridCol w:w="1800"/>
+        <w:gridCol w:w="4200"/>
+        <w:gridCol w:w="3360"/>
       </w:tblGrid>
       <w:tr>
+        <w:trPr>
+          <w:tblHeader w:val="true"/>
+          <w:cantSplit/>
+        </w:trPr>
         <w:tc>
           <w:tcPr>
-            <w:tcW w:type="dxa" w:w="3389"/>
+            <w:tcW w:type="dxa" w:w="1800"/>
             <w:vAlign w:val="center"/>
-            <w:shd w:fill="147D85"/>
+            <w:tcMar>
+              <w:top w:w="80" w:type="dxa"/>
+              <w:start w:w="120" w:type="dxa"/>
+              <w:bottom w:w="80" w:type="dxa"/>
+              <w:end w:w="120" w:type="dxa"/>
+            </w:tcMar>
+            <w:shd w:fill="183B56"/>
           </w:tcPr>
           <w:p>
             <w:pPr>
-              <w:spacing w:after="40"/>
+              <w:spacing w:before="0" w:after="0" w:line="252" w:lineRule="auto"/>
             </w:pPr>
-            <w:r/>
             <w:r>
               <w:rPr>
-                <w:rFonts w:ascii="Aptos" w:hAnsi="Aptos"/>
+                <w:b/>
+              </w:rPr>
+            </w:r>
+            <w:r>
+              <w:rPr>
+                <w:rFonts w:ascii="Calibri" w:hAnsi="Calibri" w:eastAsia="Calibri"/>
                 <w:b/>
                 <w:color w:val="FFFFFF"/>
-                <w:sz w:val="19"/>
+                <w:sz w:val="18"/>
               </w:rPr>
-              <w:t>Stage</w:t>
+              <w:t>Iteration</w:t>
             </w:r>
           </w:p>
         </w:tc>
         <w:tc>
           <w:tcPr>
-            <w:tcW w:type="dxa" w:w="3389"/>
+            <w:tcW w:type="dxa" w:w="4200"/>
             <w:vAlign w:val="center"/>
-            <w:shd w:fill="147D85"/>
+            <w:tcMar>
+              <w:top w:w="80" w:type="dxa"/>
+              <w:start w:w="120" w:type="dxa"/>
+              <w:bottom w:w="80" w:type="dxa"/>
+              <w:end w:w="120" w:type="dxa"/>
+            </w:tcMar>
+            <w:shd w:fill="183B56"/>
           </w:tcPr>
           <w:p>
             <w:pPr>
-              <w:spacing w:after="40"/>
+              <w:spacing w:before="0" w:after="0" w:line="252" w:lineRule="auto"/>
             </w:pPr>
-            <w:r/>
             <w:r>
               <w:rPr>
-                <w:rFonts w:ascii="Aptos" w:hAnsi="Aptos"/>
+                <w:b/>
+              </w:rPr>
+            </w:r>
+            <w:r>
+              <w:rPr>
+                <w:rFonts w:ascii="Calibri" w:hAnsi="Calibri" w:eastAsia="Calibri"/>
                 <w:b/>
                 <w:color w:val="FFFFFF"/>
-                <w:sz w:val="19"/>
+                <w:sz w:val="18"/>
               </w:rPr>
-              <w:t>Output</w:t>
+              <w:t>Focus</w:t>
             </w:r>
           </w:p>
         </w:tc>
         <w:tc>
           <w:tcPr>
-            <w:tcW w:type="dxa" w:w="3389"/>
+            <w:tcW w:type="dxa" w:w="3360"/>
             <w:vAlign w:val="center"/>
-            <w:shd w:fill="147D85"/>
+            <w:tcMar>
+              <w:top w:w="80" w:type="dxa"/>
+              <w:start w:w="120" w:type="dxa"/>
+              <w:bottom w:w="80" w:type="dxa"/>
+              <w:end w:w="120" w:type="dxa"/>
+            </w:tcMar>
+            <w:shd w:fill="183B56"/>
           </w:tcPr>
           <w:p>
             <w:pPr>
-              <w:spacing w:after="40"/>
+              <w:spacing w:before="0" w:after="0" w:line="252" w:lineRule="auto"/>
             </w:pPr>
-            <w:r/>
             <w:r>
               <w:rPr>
-                <w:rFonts w:ascii="Aptos" w:hAnsi="Aptos"/>
+                <w:b/>
+              </w:rPr>
+            </w:r>
+            <w:r>
+              <w:rPr>
+                <w:rFonts w:ascii="Calibri" w:hAnsi="Calibri" w:eastAsia="Calibri"/>
                 <w:b/>
                 <w:color w:val="FFFFFF"/>
-                <w:sz w:val="19"/>
+                <w:sz w:val="18"/>
               </w:rPr>
-              <w:t>Owner</w:t>
+              <w:t>Boundary</w:t>
             </w:r>
           </w:p>
         </w:tc>
       </w:tr>
       <w:tr>
+        <w:trPr>
+          <w:cantSplit/>
+        </w:trPr>
         <w:tc>
           <w:tcPr>
-            <w:tcW w:type="dxa" w:w="3389"/>
+            <w:tcW w:type="dxa" w:w="1800"/>
             <w:vAlign w:val="center"/>
-            <w:shd w:fill="EAF5F4"/>
+            <w:tcMar>
+              <w:top w:w="80" w:type="dxa"/>
+              <w:start w:w="120" w:type="dxa"/>
+              <w:bottom w:w="80" w:type="dxa"/>
+              <w:end w:w="120" w:type="dxa"/>
+            </w:tcMar>
+            <w:shd w:fill="EFF3F7"/>
           </w:tcPr>
           <w:p>
             <w:pPr>
-              <w:spacing w:after="40"/>
+              <w:spacing w:before="0" w:after="0" w:line="252" w:lineRule="auto"/>
             </w:pPr>
             <w:r/>
             <w:r>
               <w:rPr>
-                <w:rFonts w:ascii="Aptos" w:hAnsi="Aptos"/>
-                <w:b w:val="0"/>
-                <w:sz w:val="19"/>
+                <w:rFonts w:ascii="Calibri" w:hAnsi="Calibri" w:eastAsia="Calibri"/>
+                <w:color w:val="243746"/>
+                <w:sz w:val="18"/>
               </w:rPr>
-              <w:t>Scope</w:t>
+              <w:t>1</w:t>
             </w:r>
           </w:p>
         </w:tc>
         <w:tc>
           <w:tcPr>
-            <w:tcW w:type="dxa" w:w="3389"/>
+            <w:tcW w:type="dxa" w:w="4200"/>
             <w:vAlign w:val="center"/>
-            <w:shd w:fill="EAF5F4"/>
+            <w:tcMar>
+              <w:top w:w="80" w:type="dxa"/>
+              <w:start w:w="120" w:type="dxa"/>
+              <w:bottom w:w="80" w:type="dxa"/>
+              <w:end w:w="120" w:type="dxa"/>
+            </w:tcMar>
+            <w:shd w:fill="EFF3F7"/>
           </w:tcPr>
           <w:p>
             <w:pPr>
-              <w:spacing w:after="40"/>
+              <w:spacing w:before="0" w:after="0" w:line="252" w:lineRule="auto"/>
             </w:pPr>
             <w:r/>
             <w:r>
               <w:rPr>
-                <w:rFonts w:ascii="Aptos" w:hAnsi="Aptos"/>
-                <w:b w:val="0"/>
-                <w:sz w:val="19"/>
+                <w:rFonts w:ascii="Calibri" w:hAnsi="Calibri" w:eastAsia="Calibri"/>
+                <w:color w:val="243746"/>
+                <w:sz w:val="18"/>
               </w:rPr>
-              <w:t>Frozen category list, boundary statement and sources</w:t>
+              <w:t>Prepare and Explore</w:t>
             </w:r>
           </w:p>
         </w:tc>
         <w:tc>
           <w:tcPr>
-            <w:tcW w:type="dxa" w:w="3389"/>
+            <w:tcW w:type="dxa" w:w="3360"/>
             <w:vAlign w:val="center"/>
-            <w:shd w:fill="EAF5F4"/>
+            <w:tcMar>
+              <w:top w:w="80" w:type="dxa"/>
+              <w:start w:w="120" w:type="dxa"/>
+              <w:bottom w:w="80" w:type="dxa"/>
+              <w:end w:w="120" w:type="dxa"/>
+            </w:tcMar>
+            <w:shd w:fill="EFF3F7"/>
           </w:tcPr>
           <w:p>
             <w:pPr>
-              <w:spacing w:after="40"/>
+              <w:spacing w:before="0" w:after="0" w:line="252" w:lineRule="auto"/>
             </w:pPr>
             <w:r/>
             <w:r>
               <w:rPr>
-                <w:rFonts w:ascii="Aptos" w:hAnsi="Aptos"/>
-                <w:b w:val="0"/>
-                <w:sz w:val="19"/>
+                <w:rFonts w:ascii="Calibri" w:hAnsi="Calibri" w:eastAsia="Calibri"/>
+                <w:color w:val="243746"/>
+                <w:sz w:val="18"/>
               </w:rPr>
-              <w:t>Huang + team</w:t>
+              <w:t>profile, site guide, species directory, briefing and broad map</w:t>
             </w:r>
           </w:p>
         </w:tc>
       </w:tr>
       <w:tr>
+        <w:trPr>
+          <w:cantSplit/>
+        </w:trPr>
         <w:tc>
           <w:tcPr>
-            <w:tcW w:type="dxa" w:w="3389"/>
+            <w:tcW w:type="dxa" w:w="1800"/>
             <w:vAlign w:val="center"/>
+            <w:tcMar>
+              <w:top w:w="80" w:type="dxa"/>
+              <w:start w:w="120" w:type="dxa"/>
+              <w:bottom w:w="80" w:type="dxa"/>
+              <w:end w:w="120" w:type="dxa"/>
+            </w:tcMar>
           </w:tcPr>
           <w:p>
             <w:pPr>
-              <w:spacing w:after="40"/>
+              <w:spacing w:before="0" w:after="0" w:line="252" w:lineRule="auto"/>
             </w:pPr>
             <w:r/>
             <w:r>
               <w:rPr>
-                <w:rFonts w:ascii="Aptos" w:hAnsi="Aptos"/>
-                <w:b w:val="0"/>
-                <w:sz w:val="19"/>
+                <w:rFonts w:ascii="Calibri" w:hAnsi="Calibri" w:eastAsia="Calibri"/>
+                <w:color w:val="243746"/>
+                <w:sz w:val="18"/>
               </w:rPr>
-              <w:t>Report</w:t>
+              <w:t>2</w:t>
             </w:r>
           </w:p>
         </w:tc>
         <w:tc>
           <w:tcPr>
-            <w:tcW w:type="dxa" w:w="3389"/>
+            <w:tcW w:type="dxa" w:w="4200"/>
             <w:vAlign w:val="center"/>
+            <w:tcMar>
+              <w:top w:w="80" w:type="dxa"/>
+              <w:start w:w="120" w:type="dxa"/>
+              <w:bottom w:w="80" w:type="dxa"/>
+              <w:end w:w="120" w:type="dxa"/>
+            </w:tcMar>
           </w:tcPr>
           <w:p>
             <w:pPr>
-              <w:spacing w:after="40"/>
+              <w:spacing w:before="0" w:after="0" w:line="252" w:lineRule="auto"/>
             </w:pPr>
             <w:r/>
             <w:r>
               <w:rPr>
-                <w:rFonts w:ascii="Aptos" w:hAnsi="Aptos"/>
-                <w:b w:val="0"/>
-                <w:sz w:val="19"/>
+                <w:rFonts w:ascii="Calibri" w:hAnsi="Calibri" w:eastAsia="Calibri"/>
+                <w:color w:val="243746"/>
+                <w:sz w:val="18"/>
               </w:rPr>
-              <w:t>Accessible entry form and validation</w:t>
+              <w:t>Identify and Contribute</w:t>
             </w:r>
           </w:p>
         </w:tc>
         <w:tc>
           <w:tcPr>
-            <w:tcW w:type="dxa" w:w="3389"/>
+            <w:tcW w:type="dxa" w:w="3360"/>
             <w:vAlign w:val="center"/>
+            <w:tcMar>
+              <w:top w:w="80" w:type="dxa"/>
+              <w:start w:w="120" w:type="dxa"/>
+              <w:bottom w:w="80" w:type="dxa"/>
+              <w:end w:w="120" w:type="dxa"/>
+            </w:tcMar>
           </w:tcPr>
           <w:p>
             <w:pPr>
-              <w:spacing w:after="40"/>
+              <w:spacing w:before="0" w:after="0" w:line="252" w:lineRule="auto"/>
             </w:pPr>
             <w:r/>
             <w:r>
               <w:rPr>
-                <w:rFonts w:ascii="Aptos" w:hAnsi="Aptos"/>
-                <w:b w:val="0"/>
-                <w:sz w:val="19"/>
+                <w:rFonts w:ascii="Calibri" w:hAnsi="Calibri" w:eastAsia="Calibri"/>
+                <w:color w:val="243746"/>
+                <w:sz w:val="18"/>
               </w:rPr>
-              <w:t>Qian + Hanxia</w:t>
+              <w:t>demo recognition, confirmation, sighting, collection and badge</w:t>
             </w:r>
           </w:p>
         </w:tc>
       </w:tr>
       <w:tr>
+        <w:trPr>
+          <w:cantSplit/>
+        </w:trPr>
         <w:tc>
           <w:tcPr>
-            <w:tcW w:type="dxa" w:w="3389"/>
+            <w:tcW w:type="dxa" w:w="1800"/>
             <w:vAlign w:val="center"/>
-            <w:shd w:fill="EAF5F4"/>
+            <w:tcMar>
+              <w:top w:w="80" w:type="dxa"/>
+              <w:start w:w="120" w:type="dxa"/>
+              <w:bottom w:w="80" w:type="dxa"/>
+              <w:end w:w="120" w:type="dxa"/>
+            </w:tcMar>
+            <w:shd w:fill="EFF3F7"/>
           </w:tcPr>
           <w:p>
             <w:pPr>
-              <w:spacing w:after="40"/>
+              <w:spacing w:before="0" w:after="0" w:line="252" w:lineRule="auto"/>
             </w:pPr>
             <w:r/>
             <w:r>
               <w:rPr>
-                <w:rFonts w:ascii="Aptos" w:hAnsi="Aptos"/>
-                <w:b w:val="0"/>
-                <w:sz w:val="19"/>
+                <w:rFonts w:ascii="Calibri" w:hAnsi="Calibri" w:eastAsia="Calibri"/>
+                <w:color w:val="243746"/>
+                <w:sz w:val="18"/>
               </w:rPr>
-              <w:t>Review</w:t>
+              <w:t>3</w:t>
             </w:r>
           </w:p>
         </w:tc>
         <w:tc>
           <w:tcPr>
-            <w:tcW w:type="dxa" w:w="3389"/>
+            <w:tcW w:type="dxa" w:w="4200"/>
             <w:vAlign w:val="center"/>
-            <w:shd w:fill="EAF5F4"/>
+            <w:tcMar>
+              <w:top w:w="80" w:type="dxa"/>
+              <w:start w:w="120" w:type="dxa"/>
+              <w:bottom w:w="80" w:type="dxa"/>
+              <w:end w:w="120" w:type="dxa"/>
+            </w:tcMar>
+            <w:shd w:fill="EFF3F7"/>
           </w:tcPr>
           <w:p>
             <w:pPr>
-              <w:spacing w:after="40"/>
+              <w:spacing w:before="0" w:after="0" w:line="252" w:lineRule="auto"/>
             </w:pPr>
             <w:r/>
             <w:r>
               <w:rPr>
-                <w:rFonts w:ascii="Aptos" w:hAnsi="Aptos"/>
-                <w:b w:val="0"/>
-                <w:sz w:val="19"/>
+                <w:rFonts w:ascii="Calibri" w:hAnsi="Calibri" w:eastAsia="Calibri"/>
+                <w:color w:val="243746"/>
+                <w:sz w:val="18"/>
               </w:rPr>
-              <w:t>Editable review screen and explicit confirmation</w:t>
+              <w:t>Learn and Connect</w:t>
             </w:r>
           </w:p>
         </w:tc>
         <w:tc>
           <w:tcPr>
-            <w:tcW w:type="dxa" w:w="3389"/>
+            <w:tcW w:type="dxa" w:w="3360"/>
             <w:vAlign w:val="center"/>
-            <w:shd w:fill="EAF5F4"/>
+            <w:tcMar>
+              <w:top w:w="80" w:type="dxa"/>
+              <w:start w:w="120" w:type="dxa"/>
+              <w:bottom w:w="80" w:type="dxa"/>
+              <w:end w:w="120" w:type="dxa"/>
+            </w:tcMar>
+            <w:shd w:fill="EFF3F7"/>
           </w:tcPr>
           <w:p>
             <w:pPr>
-              <w:spacing w:after="40"/>
+              <w:spacing w:before="0" w:after="0" w:line="252" w:lineRule="auto"/>
             </w:pPr>
             <w:r/>
             <w:r>
               <w:rPr>
-                <w:rFonts w:ascii="Aptos" w:hAnsi="Aptos"/>
-                <w:b w:val="0"/>
-                <w:sz w:val="19"/>
+                <w:rFonts w:ascii="Calibri" w:hAnsi="Calibri" w:eastAsia="Calibri"/>
+                <w:color w:val="243746"/>
+                <w:sz w:val="18"/>
               </w:rPr>
-              <w:t>Qian + Hanxia</w:t>
-            </w:r>
-          </w:p>
-        </w:tc>
-      </w:tr>
-      <w:tr>
-        <w:tc>
-          <w:tcPr>
-            <w:tcW w:type="dxa" w:w="3389"/>
-            <w:vAlign w:val="center"/>
-          </w:tcPr>
-          <w:p>
-            <w:pPr>
-              <w:spacing w:after="40"/>
-            </w:pPr>
-            <w:r/>
-            <w:r>
-              <w:rPr>
-                <w:rFonts w:ascii="Aptos" w:hAnsi="Aptos"/>
-                <w:b w:val="0"/>
-                <w:sz w:val="19"/>
-              </w:rPr>
-              <w:t>Save</w:t>
-            </w:r>
-          </w:p>
-        </w:tc>
-        <w:tc>
-          <w:tcPr>
-            <w:tcW w:type="dxa" w:w="3389"/>
-            <w:vAlign w:val="center"/>
-          </w:tcPr>
-          <w:p>
-            <w:pPr>
-              <w:spacing w:after="40"/>
-            </w:pPr>
-            <w:r/>
-            <w:r>
-              <w:rPr>
-                <w:rFonts w:ascii="Aptos" w:hAnsi="Aptos"/>
-                <w:b w:val="0"/>
-                <w:sz w:val="19"/>
-              </w:rPr>
-              <w:t>PostgreSQL on Render, SQLite fallback locally</w:t>
-            </w:r>
-          </w:p>
-        </w:tc>
-        <w:tc>
-          <w:tcPr>
-            <w:tcW w:type="dxa" w:w="3389"/>
-            <w:vAlign w:val="center"/>
-          </w:tcPr>
-          <w:p>
-            <w:pPr>
-              <w:spacing w:after="40"/>
-            </w:pPr>
-            <w:r/>
-            <w:r>
-              <w:rPr>
-                <w:rFonts w:ascii="Aptos" w:hAnsi="Aptos"/>
-                <w:b w:val="0"/>
-                <w:sz w:val="19"/>
-              </w:rPr>
-              <w:t>Keith + Hanxia</w:t>
-            </w:r>
-          </w:p>
-        </w:tc>
-      </w:tr>
-      <w:tr>
-        <w:tc>
-          <w:tcPr>
-            <w:tcW w:type="dxa" w:w="3389"/>
-            <w:vAlign w:val="center"/>
-            <w:shd w:fill="EAF5F4"/>
-          </w:tcPr>
-          <w:p>
-            <w:pPr>
-              <w:spacing w:after="40"/>
-            </w:pPr>
-            <w:r/>
-            <w:r>
-              <w:rPr>
-                <w:rFonts w:ascii="Aptos" w:hAnsi="Aptos"/>
-                <w:b w:val="0"/>
-                <w:sz w:val="19"/>
-              </w:rPr>
-              <w:t>Results</w:t>
-            </w:r>
-          </w:p>
-        </w:tc>
-        <w:tc>
-          <w:tcPr>
-            <w:tcW w:type="dxa" w:w="3389"/>
-            <w:vAlign w:val="center"/>
-            <w:shd w:fill="EAF5F4"/>
-          </w:tcPr>
-          <w:p>
-            <w:pPr>
-              <w:spacing w:after="40"/>
-            </w:pPr>
-            <w:r/>
-            <w:r>
-              <w:rPr>
-                <w:rFonts w:ascii="Aptos" w:hAnsi="Aptos"/>
-                <w:b w:val="0"/>
-                <w:sz w:val="19"/>
-              </w:rPr>
-              <w:t>Rule-based classification, illustrative priority and source labels</w:t>
-            </w:r>
-          </w:p>
-        </w:tc>
-        <w:tc>
-          <w:tcPr>
-            <w:tcW w:type="dxa" w:w="3389"/>
-            <w:vAlign w:val="center"/>
-            <w:shd w:fill="EAF5F4"/>
-          </w:tcPr>
-          <w:p>
-            <w:pPr>
-              <w:spacing w:after="40"/>
-            </w:pPr>
-            <w:r/>
-            <w:r>
-              <w:rPr>
-                <w:rFonts w:ascii="Aptos" w:hAnsi="Aptos"/>
-                <w:b w:val="0"/>
-                <w:sz w:val="19"/>
-              </w:rPr>
-              <w:t>Su + Darli</w:t>
-            </w:r>
-          </w:p>
-        </w:tc>
-      </w:tr>
-      <w:tr>
-        <w:tc>
-          <w:tcPr>
-            <w:tcW w:type="dxa" w:w="3389"/>
-            <w:vAlign w:val="center"/>
-          </w:tcPr>
-          <w:p>
-            <w:pPr>
-              <w:spacing w:after="40"/>
-            </w:pPr>
-            <w:r/>
-            <w:r>
-              <w:rPr>
-                <w:rFonts w:ascii="Aptos" w:hAnsi="Aptos"/>
-                <w:b w:val="0"/>
-                <w:sz w:val="19"/>
-              </w:rPr>
-              <w:t>Context</w:t>
-            </w:r>
-          </w:p>
-        </w:tc>
-        <w:tc>
-          <w:tcPr>
-            <w:tcW w:type="dxa" w:w="3389"/>
-            <w:vAlign w:val="center"/>
-          </w:tcPr>
-          <w:p>
-            <w:pPr>
-              <w:spacing w:after="40"/>
-            </w:pPr>
-            <w:r/>
-            <w:r>
-              <w:rPr>
-                <w:rFonts w:ascii="Aptos" w:hAnsi="Aptos"/>
-                <w:b w:val="0"/>
-                <w:sz w:val="19"/>
-              </w:rPr>
-              <w:t>Static OBIS sample, masked map markers and list fallback</w:t>
-            </w:r>
-          </w:p>
-        </w:tc>
-        <w:tc>
-          <w:tcPr>
-            <w:tcW w:type="dxa" w:w="3389"/>
-            <w:vAlign w:val="center"/>
-          </w:tcPr>
-          <w:p>
-            <w:pPr>
-              <w:spacing w:after="40"/>
-            </w:pPr>
-            <w:r/>
-            <w:r>
-              <w:rPr>
-                <w:rFonts w:ascii="Aptos" w:hAnsi="Aptos"/>
-                <w:b w:val="0"/>
-                <w:sz w:val="19"/>
-              </w:rPr>
-              <w:t>Darli + Qian</w:t>
-            </w:r>
-          </w:p>
-        </w:tc>
-      </w:tr>
-      <w:tr>
-        <w:tc>
-          <w:tcPr>
-            <w:tcW w:type="dxa" w:w="3389"/>
-            <w:vAlign w:val="center"/>
-            <w:shd w:fill="EAF5F4"/>
-          </w:tcPr>
-          <w:p>
-            <w:pPr>
-              <w:spacing w:after="40"/>
-            </w:pPr>
-            <w:r/>
-            <w:r>
-              <w:rPr>
-                <w:rFonts w:ascii="Aptos" w:hAnsi="Aptos"/>
-                <w:b w:val="0"/>
-                <w:sz w:val="19"/>
-              </w:rPr>
-              <w:t>Release</w:t>
-            </w:r>
-          </w:p>
-        </w:tc>
-        <w:tc>
-          <w:tcPr>
-            <w:tcW w:type="dxa" w:w="3389"/>
-            <w:vAlign w:val="center"/>
-            <w:shd w:fill="EAF5F4"/>
-          </w:tcPr>
-          <w:p>
-            <w:pPr>
-              <w:spacing w:after="40"/>
-            </w:pPr>
-            <w:r/>
-            <w:r>
-              <w:rPr>
-                <w:rFonts w:ascii="Aptos" w:hAnsi="Aptos"/>
-                <w:b w:val="0"/>
-                <w:sz w:val="19"/>
-              </w:rPr>
-              <w:t>Render smoke check, screenshots and PGP evidence</w:t>
-            </w:r>
-          </w:p>
-        </w:tc>
-        <w:tc>
-          <w:tcPr>
-            <w:tcW w:type="dxa" w:w="3389"/>
-            <w:vAlign w:val="center"/>
-            <w:shd w:fill="EAF5F4"/>
-          </w:tcPr>
-          <w:p>
-            <w:pPr>
-              <w:spacing w:after="40"/>
-            </w:pPr>
-            <w:r/>
-            <w:r>
-              <w:rPr>
-                <w:rFonts w:ascii="Aptos" w:hAnsi="Aptos"/>
-                <w:b w:val="0"/>
-                <w:sz w:val="19"/>
-              </w:rPr>
-              <w:t>Huang</w:t>
+              <w:t>quizzes, community feed and wider gamification roadmap</w:t>
             </w:r>
           </w:p>
         </w:tc>
@@ -569,113 +495,882 @@
     </w:tbl>
     <w:p>
       <w:pPr>
-        <w:spacing w:after="40"/>
+        <w:pStyle w:val="Heading1"/>
       </w:pPr>
+      <w:r>
+        <w:t>Ownership</w:t>
+      </w:r>
     </w:p>
+    <w:tbl>
+      <w:tblPr>
+        <w:tblStyle w:val="TableGrid"/>
+        <w:jc w:val="left"/>
+        <w:tblLook w:firstColumn="1" w:firstRow="1" w:lastColumn="0" w:lastRow="0" w:noHBand="0" w:noVBand="1" w:val="04A0"/>
+        <w:tblW w:w="9360" w:type="dxa"/>
+        <w:tblInd w:w="120" w:type="dxa"/>
+        <w:tblLayout w:type="fixed"/>
+      </w:tblPr>
+      <w:tblGrid>
+        <w:gridCol w:w="1800"/>
+        <w:gridCol w:w="4200"/>
+        <w:gridCol w:w="3360"/>
+      </w:tblGrid>
+      <w:tr>
+        <w:trPr>
+          <w:tblHeader w:val="true"/>
+          <w:cantSplit/>
+        </w:trPr>
+        <w:tc>
+          <w:tcPr>
+            <w:tcW w:type="dxa" w:w="1800"/>
+            <w:vAlign w:val="center"/>
+            <w:tcMar>
+              <w:top w:w="80" w:type="dxa"/>
+              <w:start w:w="120" w:type="dxa"/>
+              <w:bottom w:w="80" w:type="dxa"/>
+              <w:end w:w="120" w:type="dxa"/>
+            </w:tcMar>
+            <w:shd w:fill="183B56"/>
+          </w:tcPr>
+          <w:p>
+            <w:pPr>
+              <w:spacing w:before="0" w:after="0" w:line="252" w:lineRule="auto"/>
+            </w:pPr>
+            <w:r>
+              <w:rPr>
+                <w:b/>
+              </w:rPr>
+            </w:r>
+            <w:r>
+              <w:rPr>
+                <w:rFonts w:ascii="Calibri" w:hAnsi="Calibri" w:eastAsia="Calibri"/>
+                <w:b/>
+                <w:color w:val="FFFFFF"/>
+                <w:sz w:val="18"/>
+              </w:rPr>
+              <w:t>Area</w:t>
+            </w:r>
+          </w:p>
+        </w:tc>
+        <w:tc>
+          <w:tcPr>
+            <w:tcW w:type="dxa" w:w="4200"/>
+            <w:vAlign w:val="center"/>
+            <w:tcMar>
+              <w:top w:w="80" w:type="dxa"/>
+              <w:start w:w="120" w:type="dxa"/>
+              <w:bottom w:w="80" w:type="dxa"/>
+              <w:end w:w="120" w:type="dxa"/>
+            </w:tcMar>
+            <w:shd w:fill="183B56"/>
+          </w:tcPr>
+          <w:p>
+            <w:pPr>
+              <w:spacing w:before="0" w:after="0" w:line="252" w:lineRule="auto"/>
+            </w:pPr>
+            <w:r>
+              <w:rPr>
+                <w:b/>
+              </w:rPr>
+            </w:r>
+            <w:r>
+              <w:rPr>
+                <w:rFonts w:ascii="Calibri" w:hAnsi="Calibri" w:eastAsia="Calibri"/>
+                <w:b/>
+                <w:color w:val="FFFFFF"/>
+                <w:sz w:val="18"/>
+              </w:rPr>
+              <w:t>Owner</w:t>
+            </w:r>
+          </w:p>
+        </w:tc>
+        <w:tc>
+          <w:tcPr>
+            <w:tcW w:type="dxa" w:w="3360"/>
+            <w:vAlign w:val="center"/>
+            <w:tcMar>
+              <w:top w:w="80" w:type="dxa"/>
+              <w:start w:w="120" w:type="dxa"/>
+              <w:bottom w:w="80" w:type="dxa"/>
+              <w:end w:w="120" w:type="dxa"/>
+            </w:tcMar>
+            <w:shd w:fill="183B56"/>
+          </w:tcPr>
+          <w:p>
+            <w:pPr>
+              <w:spacing w:before="0" w:after="0" w:line="252" w:lineRule="auto"/>
+            </w:pPr>
+            <w:r>
+              <w:rPr>
+                <w:b/>
+              </w:rPr>
+            </w:r>
+            <w:r>
+              <w:rPr>
+                <w:rFonts w:ascii="Calibri" w:hAnsi="Calibri" w:eastAsia="Calibri"/>
+                <w:b/>
+                <w:color w:val="FFFFFF"/>
+                <w:sz w:val="18"/>
+              </w:rPr>
+              <w:t>Handover evidence</w:t>
+            </w:r>
+          </w:p>
+        </w:tc>
+      </w:tr>
+      <w:tr>
+        <w:trPr>
+          <w:cantSplit/>
+        </w:trPr>
+        <w:tc>
+          <w:tcPr>
+            <w:tcW w:type="dxa" w:w="1800"/>
+            <w:vAlign w:val="center"/>
+            <w:tcMar>
+              <w:top w:w="80" w:type="dxa"/>
+              <w:start w:w="120" w:type="dxa"/>
+              <w:bottom w:w="80" w:type="dxa"/>
+              <w:end w:w="120" w:type="dxa"/>
+            </w:tcMar>
+            <w:shd w:fill="EFF3F7"/>
+          </w:tcPr>
+          <w:p>
+            <w:pPr>
+              <w:spacing w:before="0" w:after="0" w:line="252" w:lineRule="auto"/>
+            </w:pPr>
+            <w:r/>
+            <w:r>
+              <w:rPr>
+                <w:rFonts w:ascii="Calibri" w:hAnsi="Calibri" w:eastAsia="Calibri"/>
+                <w:color w:val="243746"/>
+                <w:sz w:val="18"/>
+              </w:rPr>
+              <w:t>Scope and release</w:t>
+            </w:r>
+          </w:p>
+        </w:tc>
+        <w:tc>
+          <w:tcPr>
+            <w:tcW w:type="dxa" w:w="4200"/>
+            <w:vAlign w:val="center"/>
+            <w:tcMar>
+              <w:top w:w="80" w:type="dxa"/>
+              <w:start w:w="120" w:type="dxa"/>
+              <w:bottom w:w="80" w:type="dxa"/>
+              <w:end w:w="120" w:type="dxa"/>
+            </w:tcMar>
+            <w:shd w:fill="EFF3F7"/>
+          </w:tcPr>
+          <w:p>
+            <w:pPr>
+              <w:spacing w:before="0" w:after="0" w:line="252" w:lineRule="auto"/>
+            </w:pPr>
+            <w:r/>
+            <w:r>
+              <w:rPr>
+                <w:rFonts w:ascii="Calibri" w:hAnsi="Calibri" w:eastAsia="Calibri"/>
+                <w:color w:val="243746"/>
+                <w:sz w:val="18"/>
+              </w:rPr>
+              <w:t>Huang</w:t>
+            </w:r>
+          </w:p>
+        </w:tc>
+        <w:tc>
+          <w:tcPr>
+            <w:tcW w:type="dxa" w:w="3360"/>
+            <w:vAlign w:val="center"/>
+            <w:tcMar>
+              <w:top w:w="80" w:type="dxa"/>
+              <w:start w:w="120" w:type="dxa"/>
+              <w:bottom w:w="80" w:type="dxa"/>
+              <w:end w:w="120" w:type="dxa"/>
+            </w:tcMar>
+            <w:shd w:fill="EFF3F7"/>
+          </w:tcPr>
+          <w:p>
+            <w:pPr>
+              <w:spacing w:before="0" w:after="0" w:line="252" w:lineRule="auto"/>
+            </w:pPr>
+            <w:r/>
+            <w:r>
+              <w:rPr>
+                <w:rFonts w:ascii="Calibri" w:hAnsi="Calibri" w:eastAsia="Calibri"/>
+                <w:color w:val="243746"/>
+                <w:sz w:val="18"/>
+              </w:rPr>
+              <w:t>decision log, links and final smoke test</w:t>
+            </w:r>
+          </w:p>
+        </w:tc>
+      </w:tr>
+      <w:tr>
+        <w:trPr>
+          <w:cantSplit/>
+        </w:trPr>
+        <w:tc>
+          <w:tcPr>
+            <w:tcW w:type="dxa" w:w="1800"/>
+            <w:vAlign w:val="center"/>
+            <w:tcMar>
+              <w:top w:w="80" w:type="dxa"/>
+              <w:start w:w="120" w:type="dxa"/>
+              <w:bottom w:w="80" w:type="dxa"/>
+              <w:end w:w="120" w:type="dxa"/>
+            </w:tcMar>
+          </w:tcPr>
+          <w:p>
+            <w:pPr>
+              <w:spacing w:before="0" w:after="0" w:line="252" w:lineRule="auto"/>
+            </w:pPr>
+            <w:r/>
+            <w:r>
+              <w:rPr>
+                <w:rFonts w:ascii="Calibri" w:hAnsi="Calibri" w:eastAsia="Calibri"/>
+                <w:color w:val="243746"/>
+                <w:sz w:val="18"/>
+              </w:rPr>
+              <w:t>Sources and map context</w:t>
+            </w:r>
+          </w:p>
+        </w:tc>
+        <w:tc>
+          <w:tcPr>
+            <w:tcW w:type="dxa" w:w="4200"/>
+            <w:vAlign w:val="center"/>
+            <w:tcMar>
+              <w:top w:w="80" w:type="dxa"/>
+              <w:start w:w="120" w:type="dxa"/>
+              <w:bottom w:w="80" w:type="dxa"/>
+              <w:end w:w="120" w:type="dxa"/>
+            </w:tcMar>
+          </w:tcPr>
+          <w:p>
+            <w:pPr>
+              <w:spacing w:before="0" w:after="0" w:line="252" w:lineRule="auto"/>
+            </w:pPr>
+            <w:r/>
+            <w:r>
+              <w:rPr>
+                <w:rFonts w:ascii="Calibri" w:hAnsi="Calibri" w:eastAsia="Calibri"/>
+                <w:color w:val="243746"/>
+                <w:sz w:val="18"/>
+              </w:rPr>
+              <w:t>Hnin</w:t>
+            </w:r>
+          </w:p>
+        </w:tc>
+        <w:tc>
+          <w:tcPr>
+            <w:tcW w:type="dxa" w:w="3360"/>
+            <w:vAlign w:val="center"/>
+            <w:tcMar>
+              <w:top w:w="80" w:type="dxa"/>
+              <w:start w:w="120" w:type="dxa"/>
+              <w:bottom w:w="80" w:type="dxa"/>
+              <w:end w:w="120" w:type="dxa"/>
+            </w:tcMar>
+          </w:tcPr>
+          <w:p>
+            <w:pPr>
+              <w:spacing w:before="0" w:after="0" w:line="252" w:lineRule="auto"/>
+            </w:pPr>
+            <w:r/>
+            <w:r>
+              <w:rPr>
+                <w:rFonts w:ascii="Calibri" w:hAnsi="Calibri" w:eastAsia="Calibri"/>
+                <w:color w:val="243746"/>
+                <w:sz w:val="18"/>
+              </w:rPr>
+              <w:t>source URLs, dates and location limits</w:t>
+            </w:r>
+          </w:p>
+        </w:tc>
+      </w:tr>
+      <w:tr>
+        <w:trPr>
+          <w:cantSplit/>
+        </w:trPr>
+        <w:tc>
+          <w:tcPr>
+            <w:tcW w:type="dxa" w:w="1800"/>
+            <w:vAlign w:val="center"/>
+            <w:tcMar>
+              <w:top w:w="80" w:type="dxa"/>
+              <w:start w:w="120" w:type="dxa"/>
+              <w:bottom w:w="80" w:type="dxa"/>
+              <w:end w:w="120" w:type="dxa"/>
+            </w:tcMar>
+            <w:shd w:fill="EFF3F7"/>
+          </w:tcPr>
+          <w:p>
+            <w:pPr>
+              <w:spacing w:before="0" w:after="0" w:line="252" w:lineRule="auto"/>
+            </w:pPr>
+            <w:r/>
+            <w:r>
+              <w:rPr>
+                <w:rFonts w:ascii="Calibri" w:hAnsi="Calibri" w:eastAsia="Calibri"/>
+                <w:color w:val="243746"/>
+                <w:sz w:val="18"/>
+              </w:rPr>
+              <w:t>Frontend and accessibility</w:t>
+            </w:r>
+          </w:p>
+        </w:tc>
+        <w:tc>
+          <w:tcPr>
+            <w:tcW w:type="dxa" w:w="4200"/>
+            <w:vAlign w:val="center"/>
+            <w:tcMar>
+              <w:top w:w="80" w:type="dxa"/>
+              <w:start w:w="120" w:type="dxa"/>
+              <w:bottom w:w="80" w:type="dxa"/>
+              <w:end w:w="120" w:type="dxa"/>
+            </w:tcMar>
+            <w:shd w:fill="EFF3F7"/>
+          </w:tcPr>
+          <w:p>
+            <w:pPr>
+              <w:spacing w:before="0" w:after="0" w:line="252" w:lineRule="auto"/>
+            </w:pPr>
+            <w:r/>
+            <w:r>
+              <w:rPr>
+                <w:rFonts w:ascii="Calibri" w:hAnsi="Calibri" w:eastAsia="Calibri"/>
+                <w:color w:val="243746"/>
+                <w:sz w:val="18"/>
+              </w:rPr>
+              <w:t>Qian</w:t>
+            </w:r>
+          </w:p>
+        </w:tc>
+        <w:tc>
+          <w:tcPr>
+            <w:tcW w:type="dxa" w:w="3360"/>
+            <w:vAlign w:val="center"/>
+            <w:tcMar>
+              <w:top w:w="80" w:type="dxa"/>
+              <w:start w:w="120" w:type="dxa"/>
+              <w:bottom w:w="80" w:type="dxa"/>
+              <w:end w:w="120" w:type="dxa"/>
+            </w:tcMar>
+            <w:shd w:fill="EFF3F7"/>
+          </w:tcPr>
+          <w:p>
+            <w:pPr>
+              <w:spacing w:before="0" w:after="0" w:line="252" w:lineRule="auto"/>
+            </w:pPr>
+            <w:r/>
+            <w:r>
+              <w:rPr>
+                <w:rFonts w:ascii="Calibri" w:hAnsi="Calibri" w:eastAsia="Calibri"/>
+                <w:color w:val="243746"/>
+                <w:sz w:val="18"/>
+              </w:rPr>
+              <w:t>workflow test and browser check</w:t>
+            </w:r>
+          </w:p>
+        </w:tc>
+      </w:tr>
+      <w:tr>
+        <w:trPr>
+          <w:cantSplit/>
+        </w:trPr>
+        <w:tc>
+          <w:tcPr>
+            <w:tcW w:type="dxa" w:w="1800"/>
+            <w:vAlign w:val="center"/>
+            <w:tcMar>
+              <w:top w:w="80" w:type="dxa"/>
+              <w:start w:w="120" w:type="dxa"/>
+              <w:bottom w:w="80" w:type="dxa"/>
+              <w:end w:w="120" w:type="dxa"/>
+            </w:tcMar>
+          </w:tcPr>
+          <w:p>
+            <w:pPr>
+              <w:spacing w:before="0" w:after="0" w:line="252" w:lineRule="auto"/>
+            </w:pPr>
+            <w:r/>
+            <w:r>
+              <w:rPr>
+                <w:rFonts w:ascii="Calibri" w:hAnsi="Calibri" w:eastAsia="Calibri"/>
+                <w:color w:val="243746"/>
+                <w:sz w:val="18"/>
+              </w:rPr>
+              <w:t>API and validation</w:t>
+            </w:r>
+          </w:p>
+        </w:tc>
+        <w:tc>
+          <w:tcPr>
+            <w:tcW w:type="dxa" w:w="4200"/>
+            <w:vAlign w:val="center"/>
+            <w:tcMar>
+              <w:top w:w="80" w:type="dxa"/>
+              <w:start w:w="120" w:type="dxa"/>
+              <w:bottom w:w="80" w:type="dxa"/>
+              <w:end w:w="120" w:type="dxa"/>
+            </w:tcMar>
+          </w:tcPr>
+          <w:p>
+            <w:pPr>
+              <w:spacing w:before="0" w:after="0" w:line="252" w:lineRule="auto"/>
+            </w:pPr>
+            <w:r/>
+            <w:r>
+              <w:rPr>
+                <w:rFonts w:ascii="Calibri" w:hAnsi="Calibri" w:eastAsia="Calibri"/>
+                <w:color w:val="243746"/>
+                <w:sz w:val="18"/>
+              </w:rPr>
+              <w:t>LiHanXia</w:t>
+            </w:r>
+          </w:p>
+        </w:tc>
+        <w:tc>
+          <w:tcPr>
+            <w:tcW w:type="dxa" w:w="3360"/>
+            <w:vAlign w:val="center"/>
+            <w:tcMar>
+              <w:top w:w="80" w:type="dxa"/>
+              <w:start w:w="120" w:type="dxa"/>
+              <w:bottom w:w="80" w:type="dxa"/>
+              <w:end w:w="120" w:type="dxa"/>
+            </w:tcMar>
+          </w:tcPr>
+          <w:p>
+            <w:pPr>
+              <w:spacing w:before="0" w:after="0" w:line="252" w:lineRule="auto"/>
+            </w:pPr>
+            <w:r/>
+            <w:r>
+              <w:rPr>
+                <w:rFonts w:ascii="Calibri" w:hAnsi="Calibri" w:eastAsia="Calibri"/>
+                <w:color w:val="243746"/>
+                <w:sz w:val="18"/>
+              </w:rPr>
+              <w:t>Flask tests and API examples</w:t>
+            </w:r>
+          </w:p>
+        </w:tc>
+      </w:tr>
+      <w:tr>
+        <w:trPr>
+          <w:cantSplit/>
+        </w:trPr>
+        <w:tc>
+          <w:tcPr>
+            <w:tcW w:type="dxa" w:w="1800"/>
+            <w:vAlign w:val="center"/>
+            <w:tcMar>
+              <w:top w:w="80" w:type="dxa"/>
+              <w:start w:w="120" w:type="dxa"/>
+              <w:bottom w:w="80" w:type="dxa"/>
+              <w:end w:w="120" w:type="dxa"/>
+            </w:tcMar>
+            <w:shd w:fill="EFF3F7"/>
+          </w:tcPr>
+          <w:p>
+            <w:pPr>
+              <w:spacing w:before="0" w:after="0" w:line="252" w:lineRule="auto"/>
+            </w:pPr>
+            <w:r/>
+            <w:r>
+              <w:rPr>
+                <w:rFonts w:ascii="Calibri" w:hAnsi="Calibri" w:eastAsia="Calibri"/>
+                <w:color w:val="243746"/>
+                <w:sz w:val="18"/>
+              </w:rPr>
+              <w:t>Database</w:t>
+            </w:r>
+          </w:p>
+        </w:tc>
+        <w:tc>
+          <w:tcPr>
+            <w:tcW w:type="dxa" w:w="4200"/>
+            <w:vAlign w:val="center"/>
+            <w:tcMar>
+              <w:top w:w="80" w:type="dxa"/>
+              <w:start w:w="120" w:type="dxa"/>
+              <w:bottom w:w="80" w:type="dxa"/>
+              <w:end w:w="120" w:type="dxa"/>
+            </w:tcMar>
+            <w:shd w:fill="EFF3F7"/>
+          </w:tcPr>
+          <w:p>
+            <w:pPr>
+              <w:spacing w:before="0" w:after="0" w:line="252" w:lineRule="auto"/>
+            </w:pPr>
+            <w:r/>
+            <w:r>
+              <w:rPr>
+                <w:rFonts w:ascii="Calibri" w:hAnsi="Calibri" w:eastAsia="Calibri"/>
+                <w:color w:val="243746"/>
+                <w:sz w:val="18"/>
+              </w:rPr>
+              <w:t>Keith</w:t>
+            </w:r>
+          </w:p>
+        </w:tc>
+        <w:tc>
+          <w:tcPr>
+            <w:tcW w:type="dxa" w:w="3360"/>
+            <w:vAlign w:val="center"/>
+            <w:tcMar>
+              <w:top w:w="80" w:type="dxa"/>
+              <w:start w:w="120" w:type="dxa"/>
+              <w:bottom w:w="80" w:type="dxa"/>
+              <w:end w:w="120" w:type="dxa"/>
+            </w:tcMar>
+            <w:shd w:fill="EFF3F7"/>
+          </w:tcPr>
+          <w:p>
+            <w:pPr>
+              <w:spacing w:before="0" w:after="0" w:line="252" w:lineRule="auto"/>
+            </w:pPr>
+            <w:r/>
+            <w:r>
+              <w:rPr>
+                <w:rFonts w:ascii="Calibri" w:hAnsi="Calibri" w:eastAsia="Calibri"/>
+                <w:color w:val="243746"/>
+                <w:sz w:val="18"/>
+              </w:rPr>
+              <w:t>schema, Render variable and read-back check</w:t>
+            </w:r>
+          </w:p>
+        </w:tc>
+      </w:tr>
+      <w:tr>
+        <w:trPr>
+          <w:cantSplit/>
+        </w:trPr>
+        <w:tc>
+          <w:tcPr>
+            <w:tcW w:type="dxa" w:w="1800"/>
+            <w:vAlign w:val="center"/>
+            <w:tcMar>
+              <w:top w:w="80" w:type="dxa"/>
+              <w:start w:w="120" w:type="dxa"/>
+              <w:bottom w:w="80" w:type="dxa"/>
+              <w:end w:w="120" w:type="dxa"/>
+            </w:tcMar>
+          </w:tcPr>
+          <w:p>
+            <w:pPr>
+              <w:spacing w:before="0" w:after="0" w:line="252" w:lineRule="auto"/>
+            </w:pPr>
+            <w:r/>
+            <w:r>
+              <w:rPr>
+                <w:rFonts w:ascii="Calibri" w:hAnsi="Calibri" w:eastAsia="Calibri"/>
+                <w:color w:val="243746"/>
+                <w:sz w:val="18"/>
+              </w:rPr>
+              <w:t>Recognition boundary</w:t>
+            </w:r>
+          </w:p>
+        </w:tc>
+        <w:tc>
+          <w:tcPr>
+            <w:tcW w:type="dxa" w:w="4200"/>
+            <w:vAlign w:val="center"/>
+            <w:tcMar>
+              <w:top w:w="80" w:type="dxa"/>
+              <w:start w:w="120" w:type="dxa"/>
+              <w:bottom w:w="80" w:type="dxa"/>
+              <w:end w:w="120" w:type="dxa"/>
+            </w:tcMar>
+          </w:tcPr>
+          <w:p>
+            <w:pPr>
+              <w:spacing w:before="0" w:after="0" w:line="252" w:lineRule="auto"/>
+            </w:pPr>
+            <w:r/>
+            <w:r>
+              <w:rPr>
+                <w:rFonts w:ascii="Calibri" w:hAnsi="Calibri" w:eastAsia="Calibri"/>
+                <w:color w:val="243746"/>
+                <w:sz w:val="18"/>
+              </w:rPr>
+              <w:t>Benshuai</w:t>
+            </w:r>
+          </w:p>
+        </w:tc>
+        <w:tc>
+          <w:tcPr>
+            <w:tcW w:type="dxa" w:w="3360"/>
+            <w:vAlign w:val="center"/>
+            <w:tcMar>
+              <w:top w:w="80" w:type="dxa"/>
+              <w:start w:w="120" w:type="dxa"/>
+              <w:bottom w:w="80" w:type="dxa"/>
+              <w:end w:w="120" w:type="dxa"/>
+            </w:tcMar>
+          </w:tcPr>
+          <w:p>
+            <w:pPr>
+              <w:spacing w:before="0" w:after="0" w:line="252" w:lineRule="auto"/>
+            </w:pPr>
+            <w:r/>
+            <w:r>
+              <w:rPr>
+                <w:rFonts w:ascii="Calibri" w:hAnsi="Calibri" w:eastAsia="Calibri"/>
+                <w:color w:val="243746"/>
+                <w:sz w:val="18"/>
+              </w:rPr>
+              <w:t>fallback response and provider notes</w:t>
+            </w:r>
+          </w:p>
+        </w:tc>
+      </w:tr>
+    </w:tbl>
     <w:p>
       <w:pPr>
         <w:pStyle w:val="Heading1"/>
       </w:pPr>
       <w:r>
-        <w:t>Technical handover</w:t>
+        <w:t>API handover</w:t>
       </w:r>
     </w:p>
     <w:p>
       <w:pPr>
-        <w:pStyle w:val="ListBullet"/>
-        <w:spacing w:after="60"/>
+        <w:spacing w:before="0" w:after="80" w:line="280" w:lineRule="auto"/>
+        <w:numPr>
+          <w:ilvl w:val="0"/>
+          <w:numId w:val="10"/>
+        </w:numPr>
       </w:pPr>
       <w:r>
         <w:rPr>
-          <w:rFonts w:ascii="Aptos" w:hAnsi="Aptos"/>
-          <w:color w:val="1F3742"/>
-          <w:sz w:val="21"/>
+          <w:rFonts w:ascii="Consolas" w:hAnsi="Consolas" w:eastAsia="Consolas"/>
+          <w:color w:val="183B56"/>
+          <w:sz w:val="20"/>
         </w:rPr>
-        <w:t>Backend entry point: `actual-project/backend/app.py`.</w:t>
+        <w:t>GET /health</w:t>
       </w:r>
     </w:p>
     <w:p>
       <w:pPr>
-        <w:pStyle w:val="ListBullet"/>
-        <w:spacing w:after="60"/>
+        <w:spacing w:before="0" w:after="80" w:line="280" w:lineRule="auto"/>
+        <w:numPr>
+          <w:ilvl w:val="0"/>
+          <w:numId w:val="10"/>
+        </w:numPr>
       </w:pPr>
       <w:r>
         <w:rPr>
-          <w:rFonts w:ascii="Aptos" w:hAnsi="Aptos"/>
-          <w:color w:val="1F3742"/>
-          <w:sz w:val="21"/>
+          <w:rFonts w:ascii="Consolas" w:hAnsi="Consolas" w:eastAsia="Consolas"/>
+          <w:color w:val="183B56"/>
+          <w:sz w:val="20"/>
         </w:rPr>
-        <w:t>Local API: `python app.py` from `actual-project/backend`.</w:t>
+        <w:t>GET /api/dive-sites</w:t>
       </w:r>
     </w:p>
     <w:p>
       <w:pPr>
-        <w:pStyle w:val="ListBullet"/>
-        <w:spacing w:after="60"/>
+        <w:spacing w:before="0" w:after="80" w:line="280" w:lineRule="auto"/>
+        <w:numPr>
+          <w:ilvl w:val="0"/>
+          <w:numId w:val="10"/>
+        </w:numPr>
       </w:pPr>
       <w:r>
         <w:rPr>
-          <w:rFonts w:ascii="Aptos" w:hAnsi="Aptos"/>
-          <w:color w:val="1F3742"/>
-          <w:sz w:val="21"/>
+          <w:rFonts w:ascii="Consolas" w:hAnsi="Consolas" w:eastAsia="Consolas"/>
+          <w:color w:val="183B56"/>
+          <w:sz w:val="20"/>
         </w:rPr>
-        <w:t>Frontend entry point: `actual-project/frontend/index.html`; local server `python -m http.server 8080`.</w:t>
+        <w:t>GET /api/species</w:t>
+      </w:r>
+      <w:r>
+        <w:rPr>
+          <w:rFonts w:ascii="Calibri" w:hAnsi="Calibri" w:eastAsia="Calibri"/>
+          <w:color w:val="243746"/>
+          <w:sz w:val="22"/>
+        </w:rPr>
+        <w:t xml:space="preserve"> and </w:t>
+      </w:r>
+      <w:r>
+        <w:rPr>
+          <w:rFonts w:ascii="Consolas" w:hAnsi="Consolas" w:eastAsia="Consolas"/>
+          <w:color w:val="183B56"/>
+          <w:sz w:val="20"/>
+        </w:rPr>
+        <w:t>/api/species/&lt;site_id&gt;</w:t>
       </w:r>
     </w:p>
     <w:p>
       <w:pPr>
-        <w:pStyle w:val="ListBullet"/>
-        <w:spacing w:after="60"/>
+        <w:spacing w:before="0" w:after="80" w:line="280" w:lineRule="auto"/>
+        <w:numPr>
+          <w:ilvl w:val="0"/>
+          <w:numId w:val="10"/>
+        </w:numPr>
       </w:pPr>
       <w:r>
         <w:rPr>
-          <w:rFonts w:ascii="Aptos" w:hAnsi="Aptos"/>
-          <w:color w:val="1F3742"/>
-          <w:sz w:val="21"/>
+          <w:rFonts w:ascii="Consolas" w:hAnsi="Consolas" w:eastAsia="Consolas"/>
+          <w:color w:val="183B56"/>
+          <w:sz w:val="20"/>
         </w:rPr>
-        <w:t>API contract: `GET /health`, `GET /api/observations`, `POST /api/observations`, `GET /api/context`.</w:t>
+        <w:t>GET /api/briefing/&lt;site_id&gt;</w:t>
       </w:r>
     </w:p>
     <w:p>
       <w:pPr>
-        <w:pStyle w:val="ListBullet"/>
-        <w:spacing w:after="60"/>
+        <w:spacing w:before="0" w:after="80" w:line="280" w:lineRule="auto"/>
+        <w:numPr>
+          <w:ilvl w:val="0"/>
+          <w:numId w:val="10"/>
+        </w:numPr>
       </w:pPr>
       <w:r>
         <w:rPr>
-          <w:rFonts w:ascii="Aptos" w:hAnsi="Aptos"/>
-          <w:color w:val="1F3742"/>
-          <w:sz w:val="21"/>
+          <w:rFonts w:ascii="Consolas" w:hAnsi="Consolas" w:eastAsia="Consolas"/>
+          <w:color w:val="183B56"/>
+          <w:sz w:val="20"/>
         </w:rPr>
-        <w:t>Render uses `DATABASE_URL`; local development falls back to SQLite.</w:t>
+        <w:t>POST /api/profile</w:t>
+      </w:r>
+      <w:r>
+        <w:rPr>
+          <w:rFonts w:ascii="Calibri" w:hAnsi="Calibri" w:eastAsia="Calibri"/>
+          <w:color w:val="243746"/>
+          <w:sz w:val="22"/>
+        </w:rPr>
+        <w:t xml:space="preserve">, </w:t>
+      </w:r>
+      <w:r>
+        <w:rPr>
+          <w:rFonts w:ascii="Consolas" w:hAnsi="Consolas" w:eastAsia="Consolas"/>
+          <w:color w:val="183B56"/>
+          <w:sz w:val="20"/>
+        </w:rPr>
+        <w:t>/api/recognize</w:t>
+      </w:r>
+      <w:r>
+        <w:rPr>
+          <w:rFonts w:ascii="Calibri" w:hAnsi="Calibri" w:eastAsia="Calibri"/>
+          <w:color w:val="243746"/>
+          <w:sz w:val="22"/>
+        </w:rPr>
+        <w:t xml:space="preserve">, </w:t>
+      </w:r>
+      <w:r>
+        <w:rPr>
+          <w:rFonts w:ascii="Consolas" w:hAnsi="Consolas" w:eastAsia="Consolas"/>
+          <w:color w:val="183B56"/>
+          <w:sz w:val="20"/>
+        </w:rPr>
+        <w:t>/api/sightings</w:t>
       </w:r>
     </w:p>
     <w:p>
       <w:pPr>
-        <w:pStyle w:val="ListBullet"/>
-        <w:spacing w:after="60"/>
+        <w:spacing w:before="0" w:after="80" w:line="280" w:lineRule="auto"/>
+        <w:numPr>
+          <w:ilvl w:val="0"/>
+          <w:numId w:val="10"/>
+        </w:numPr>
       </w:pPr>
       <w:r>
         <w:rPr>
-          <w:rFonts w:ascii="Aptos" w:hAnsi="Aptos"/>
-          <w:color w:val="1F3742"/>
-          <w:sz w:val="21"/>
+          <w:rFonts w:ascii="Consolas" w:hAnsi="Consolas" w:eastAsia="Consolas"/>
+          <w:color w:val="183B56"/>
+          <w:sz w:val="20"/>
         </w:rPr>
-        <w:t>Runtime tables separate original observations, classifications, priorities and marine context.</w:t>
+        <w:t>GET /api/sightings</w:t>
+      </w:r>
+      <w:r>
+        <w:rPr>
+          <w:rFonts w:ascii="Calibri" w:hAnsi="Calibri" w:eastAsia="Calibri"/>
+          <w:color w:val="243746"/>
+          <w:sz w:val="22"/>
+        </w:rPr>
+        <w:t xml:space="preserve"> and </w:t>
+      </w:r>
+      <w:r>
+        <w:rPr>
+          <w:rFonts w:ascii="Consolas" w:hAnsi="Consolas" w:eastAsia="Consolas"/>
+          <w:color w:val="183B56"/>
+          <w:sz w:val="20"/>
+        </w:rPr>
+        <w:t>/api/collection/&lt;profile_id&gt;</w:t>
       </w:r>
     </w:p>
     <w:p>
       <w:pPr>
-        <w:pStyle w:val="ListBullet"/>
-        <w:spacing w:after="60"/>
+        <w:spacing w:before="0" w:after="120" w:line="264" w:lineRule="auto"/>
       </w:pPr>
       <w:r>
         <w:rPr>
-          <w:rFonts w:ascii="Aptos" w:hAnsi="Aptos"/>
-          <w:color w:val="1F3742"/>
-          <w:sz w:val="21"/>
+          <w:rFonts w:ascii="Calibri" w:hAnsi="Calibri" w:eastAsia="Calibri"/>
+          <w:color w:val="243746"/>
+          <w:sz w:val="22"/>
         </w:rPr>
-        <w:t>`actual-project/backend/data/obis_context.json` is the versioned static source sample.</w:t>
+        <w:t xml:space="preserve">The earlier </w:t>
+      </w:r>
+      <w:r>
+        <w:rPr>
+          <w:rFonts w:ascii="Consolas" w:hAnsi="Consolas" w:eastAsia="Consolas"/>
+          <w:color w:val="183B56"/>
+          <w:sz w:val="20"/>
+        </w:rPr>
+        <w:t>/api/observations</w:t>
+      </w:r>
+      <w:r>
+        <w:rPr>
+          <w:rFonts w:ascii="Calibri" w:hAnsi="Calibri" w:eastAsia="Calibri"/>
+          <w:color w:val="243746"/>
+          <w:sz w:val="22"/>
+        </w:rPr>
+        <w:t xml:space="preserve">, </w:t>
+      </w:r>
+      <w:r>
+        <w:rPr>
+          <w:rFonts w:ascii="Consolas" w:hAnsi="Consolas" w:eastAsia="Consolas"/>
+          <w:color w:val="183B56"/>
+          <w:sz w:val="20"/>
+        </w:rPr>
+        <w:t>/api/context</w:t>
+      </w:r>
+      <w:r>
+        <w:rPr>
+          <w:rFonts w:ascii="Calibri" w:hAnsi="Calibri" w:eastAsia="Calibri"/>
+          <w:color w:val="243746"/>
+          <w:sz w:val="22"/>
+        </w:rPr>
+        <w:t xml:space="preserve"> and </w:t>
+      </w:r>
+      <w:r>
+        <w:rPr>
+          <w:rFonts w:ascii="Consolas" w:hAnsi="Consolas" w:eastAsia="Consolas"/>
+          <w:color w:val="183B56"/>
+          <w:sz w:val="20"/>
+        </w:rPr>
+        <w:t>/api/options</w:t>
+      </w:r>
+      <w:r>
+        <w:rPr>
+          <w:rFonts w:ascii="Calibri" w:hAnsi="Calibri" w:eastAsia="Calibri"/>
+          <w:color w:val="243746"/>
+          <w:sz w:val="22"/>
+        </w:rPr>
+        <w:t xml:space="preserve"> routes stay</w:t>
+      </w:r>
+    </w:p>
+    <w:p>
+      <w:pPr>
+        <w:spacing w:before="0" w:after="120" w:line="264" w:lineRule="auto"/>
+      </w:pPr>
+      <w:r>
+        <w:rPr>
+          <w:rFonts w:ascii="Calibri" w:hAnsi="Calibri" w:eastAsia="Calibri"/>
+          <w:color w:val="243746"/>
+          <w:sz w:val="22"/>
+        </w:rPr>
+        <w:t>as a legacy rollback layer only.</w:t>
       </w:r>
     </w:p>
     <w:p>
@@ -683,205 +1378,169 @@
         <w:pStyle w:val="Heading1"/>
       </w:pPr>
       <w:r>
-        <w:t>Integration rules</w:t>
+        <w:t>Integration steps</w:t>
       </w:r>
     </w:p>
     <w:p>
       <w:pPr>
-        <w:spacing w:after="120" w:line="259" w:lineRule="auto"/>
+        <w:spacing w:before="0" w:after="80" w:line="280" w:lineRule="auto"/>
+        <w:numPr>
+          <w:ilvl w:val="0"/>
+          <w:numId w:val="13"/>
+        </w:numPr>
       </w:pPr>
       <w:r>
         <w:rPr>
-          <w:rFonts w:ascii="Aptos" w:hAnsi="Aptos"/>
-          <w:color w:val="1F3742"/>
-          <w:sz w:val="21"/>
+          <w:rFonts w:ascii="Calibri" w:hAnsi="Calibri" w:eastAsia="Calibri"/>
+          <w:color w:val="243746"/>
+          <w:sz w:val="22"/>
         </w:rPr>
-        <w:t>1. Branch from `main`.</w:t>
+        <w:t xml:space="preserve">Branch from </w:t>
+      </w:r>
+      <w:r>
+        <w:rPr>
+          <w:rFonts w:ascii="Consolas" w:hAnsi="Consolas" w:eastAsia="Consolas"/>
+          <w:color w:val="183B56"/>
+          <w:sz w:val="20"/>
+        </w:rPr>
+        <w:t>main</w:t>
+      </w:r>
+      <w:r>
+        <w:rPr>
+          <w:rFonts w:ascii="Calibri" w:hAnsi="Calibri" w:eastAsia="Calibri"/>
+          <w:color w:val="243746"/>
+          <w:sz w:val="22"/>
+        </w:rPr>
+        <w:t xml:space="preserve"> and make a small change.</w:t>
       </w:r>
     </w:p>
     <w:p>
       <w:pPr>
-        <w:spacing w:after="120" w:line="259" w:lineRule="auto"/>
+        <w:spacing w:before="0" w:after="80" w:line="280" w:lineRule="auto"/>
+        <w:numPr>
+          <w:ilvl w:val="0"/>
+          <w:numId w:val="13"/>
+        </w:numPr>
       </w:pPr>
       <w:r>
         <w:rPr>
-          <w:rFonts w:ascii="Aptos" w:hAnsi="Aptos"/>
-          <w:color w:val="1F3742"/>
-          <w:sz w:val="21"/>
+          <w:rFonts w:ascii="Calibri" w:hAnsi="Calibri" w:eastAsia="Calibri"/>
+          <w:color w:val="243746"/>
+          <w:sz w:val="22"/>
         </w:rPr>
-        <w:t>2. Make the smallest change that can be tested.</w:t>
+        <w:t>Do a quick review for secrets, broken code or API mismatch.</w:t>
       </w:r>
     </w:p>
     <w:p>
       <w:pPr>
-        <w:spacing w:after="120" w:line="259" w:lineRule="auto"/>
+        <w:spacing w:before="0" w:after="80" w:line="280" w:lineRule="auto"/>
+        <w:numPr>
+          <w:ilvl w:val="0"/>
+          <w:numId w:val="13"/>
+        </w:numPr>
       </w:pPr>
       <w:r>
         <w:rPr>
-          <w:rFonts w:ascii="Aptos" w:hAnsi="Aptos"/>
-          <w:color w:val="1F3742"/>
-          <w:sz w:val="21"/>
+          <w:rFonts w:ascii="Calibri" w:hAnsi="Calibri" w:eastAsia="Calibri"/>
+          <w:color w:val="243746"/>
+          <w:sz w:val="22"/>
         </w:rPr>
-        <w:t>3. Open a Pull Request and review the API/data/safety impact.</w:t>
+        <w:t>Merge safe work, run the whole flow and fix real failures.</w:t>
       </w:r>
     </w:p>
     <w:p>
       <w:pPr>
-        <w:spacing w:after="120" w:line="259" w:lineRule="auto"/>
+        <w:spacing w:before="0" w:after="80" w:line="280" w:lineRule="auto"/>
+        <w:numPr>
+          <w:ilvl w:val="0"/>
+          <w:numId w:val="13"/>
+        </w:numPr>
       </w:pPr>
       <w:r>
         <w:rPr>
-          <w:rFonts w:ascii="Aptos" w:hAnsi="Aptos"/>
-          <w:color w:val="1F3742"/>
-          <w:sz w:val="21"/>
+          <w:rFonts w:ascii="Calibri" w:hAnsi="Calibri" w:eastAsia="Calibri"/>
+          <w:color w:val="243746"/>
+          <w:sz w:val="22"/>
         </w:rPr>
-        <w:t>4. Merge reasonably safe work, then run the integrated flow.</w:t>
+        <w:t xml:space="preserve">Deploy from </w:t>
+      </w:r>
+      <w:r>
+        <w:rPr>
+          <w:rFonts w:ascii="Consolas" w:hAnsi="Consolas" w:eastAsia="Consolas"/>
+          <w:color w:val="183B56"/>
+          <w:sz w:val="20"/>
+        </w:rPr>
+        <w:t>main</w:t>
+      </w:r>
+      <w:r>
+        <w:rPr>
+          <w:rFonts w:ascii="Calibri" w:hAnsi="Calibri" w:eastAsia="Calibri"/>
+          <w:color w:val="243746"/>
+          <w:sz w:val="22"/>
+        </w:rPr>
+        <w:t xml:space="preserve"> and record commit, time, URL and synthetic input.</w:t>
       </w:r>
     </w:p>
     <w:p>
       <w:pPr>
-        <w:spacing w:after="120" w:line="259" w:lineRule="auto"/>
+        <w:spacing w:before="0" w:after="120" w:line="264" w:lineRule="auto"/>
       </w:pPr>
       <w:r>
         <w:rPr>
-          <w:rFonts w:ascii="Aptos" w:hAnsi="Aptos"/>
-          <w:color w:val="1F3742"/>
-          <w:sz w:val="21"/>
+          <w:rFonts w:ascii="Calibri" w:hAnsi="Calibri" w:eastAsia="Calibri"/>
+          <w:color w:val="243746"/>
+          <w:sz w:val="22"/>
         </w:rPr>
-        <w:t>5. Fix concrete integration failures and redeploy from `main`.</w:t>
+        <w:t xml:space="preserve">Render uses </w:t>
+      </w:r>
+      <w:r>
+        <w:rPr>
+          <w:rFonts w:ascii="Consolas" w:hAnsi="Consolas" w:eastAsia="Consolas"/>
+          <w:color w:val="183B56"/>
+          <w:sz w:val="20"/>
+        </w:rPr>
+        <w:t>DATABASE_URL</w:t>
+      </w:r>
+      <w:r>
+        <w:rPr>
+          <w:rFonts w:ascii="Calibri" w:hAnsi="Calibri" w:eastAsia="Calibri"/>
+          <w:color w:val="243746"/>
+          <w:sz w:val="22"/>
+        </w:rPr>
+        <w:t xml:space="preserve"> for PostgreSQL. Local work uses SQLite when it is</w:t>
       </w:r>
     </w:p>
     <w:p>
       <w:pPr>
-        <w:spacing w:after="120" w:line="259" w:lineRule="auto"/>
+        <w:spacing w:before="0" w:after="120" w:line="264" w:lineRule="auto"/>
       </w:pPr>
       <w:r>
         <w:rPr>
-          <w:rFonts w:ascii="Aptos" w:hAnsi="Aptos"/>
-          <w:color w:val="1F3742"/>
-          <w:sz w:val="21"/>
+          <w:rFonts w:ascii="Calibri" w:hAnsi="Calibri" w:eastAsia="Calibri"/>
+          <w:color w:val="243746"/>
+          <w:sz w:val="22"/>
         </w:rPr>
-        <w:t>6. Record the commit, test time, URL and limitations in the PGP.</w:t>
+        <w:t>missing. Recognition is a local fallback unless a reviewed HTTPS adapter is</w:t>
       </w:r>
     </w:p>
     <w:p>
       <w:pPr>
-        <w:pStyle w:val="Heading1"/>
-      </w:pPr>
-      <w:r>
-        <w:t>Release boundary</w:t>
-      </w:r>
-    </w:p>
-    <w:p>
-      <w:pPr>
-        <w:spacing w:after="120" w:line="259" w:lineRule="auto"/>
+        <w:spacing w:before="0" w:after="120" w:line="264" w:lineRule="auto"/>
       </w:pPr>
       <w:r>
         <w:rPr>
-          <w:rFonts w:ascii="Aptos" w:hAnsi="Aptos"/>
-          <w:color w:val="1F3742"/>
-          <w:sz w:val="21"/>
+          <w:rFonts w:ascii="Calibri" w:hAnsi="Calibri" w:eastAsia="Calibri"/>
+          <w:color w:val="243746"/>
+          <w:sz w:val="22"/>
         </w:rPr>
-        <w:t>The demo must use synthetic/public records. External AI/CV, real uploads, exact threatened-species locations, scientific validation and enforcement workflows are outside this MVP.</w:t>
-      </w:r>
-    </w:p>
-    <w:p>
-      <w:pPr>
-        <w:pStyle w:val="Heading1"/>
-      </w:pPr>
-      <w:r>
-        <w:t>Handover checklist</w:t>
-      </w:r>
-    </w:p>
-    <w:p>
-      <w:pPr>
-        <w:pStyle w:val="ListBullet"/>
-        <w:spacing w:after="60"/>
-      </w:pPr>
-      <w:r>
-        <w:rPr>
-          <w:rFonts w:ascii="Aptos" w:hAnsi="Aptos"/>
-          <w:color w:val="1F3742"/>
-          <w:sz w:val="21"/>
-        </w:rPr>
-        <w:t>`main` and Render service point to the intended code.</w:t>
-      </w:r>
-    </w:p>
-    <w:p>
-      <w:pPr>
-        <w:pStyle w:val="ListBullet"/>
-        <w:spacing w:after="60"/>
-      </w:pPr>
-      <w:r>
-        <w:rPr>
-          <w:rFonts w:ascii="Aptos" w:hAnsi="Aptos"/>
-          <w:color w:val="1F3742"/>
-          <w:sz w:val="21"/>
-        </w:rPr>
-        <w:t>`DATABASE_URL` is set only in Render, never in Git.</w:t>
-      </w:r>
-    </w:p>
-    <w:p>
-      <w:pPr>
-        <w:pStyle w:val="ListBullet"/>
-        <w:spacing w:after="60"/>
-      </w:pPr>
-      <w:r>
-        <w:rPr>
-          <w:rFonts w:ascii="Aptos" w:hAnsi="Aptos"/>
-          <w:color w:val="1F3742"/>
-          <w:sz w:val="21"/>
-        </w:rPr>
-        <w:t>`/health` and `/api/context` return 200.</w:t>
-      </w:r>
-    </w:p>
-    <w:p>
-      <w:pPr>
-        <w:pStyle w:val="ListBullet"/>
-        <w:spacing w:after="60"/>
-      </w:pPr>
-      <w:r>
-        <w:rPr>
-          <w:rFonts w:ascii="Aptos" w:hAnsi="Aptos"/>
-          <w:color w:val="1F3742"/>
-          <w:sz w:val="21"/>
-        </w:rPr>
-        <w:t>A synthetic observation can be created and read back.</w:t>
-      </w:r>
-    </w:p>
-    <w:p>
-      <w:pPr>
-        <w:pStyle w:val="ListBullet"/>
-        <w:spacing w:after="60"/>
-      </w:pPr>
-      <w:r>
-        <w:rPr>
-          <w:rFonts w:ascii="Aptos" w:hAnsi="Aptos"/>
-          <w:color w:val="1F3742"/>
-          <w:sz w:val="21"/>
-        </w:rPr>
-        <w:t>The frontend keeps the draft when the API fails.</w:t>
-      </w:r>
-    </w:p>
-    <w:p>
-      <w:pPr>
-        <w:pStyle w:val="ListBullet"/>
-        <w:spacing w:after="60"/>
-      </w:pPr>
-      <w:r>
-        <w:rPr>
-          <w:rFonts w:ascii="Aptos" w:hAnsi="Aptos"/>
-          <w:color w:val="1F3742"/>
-          <w:sz w:val="21"/>
-        </w:rPr>
-        <w:t>Evidence and known limitations are linked in the PGP.</w:t>
+        <w:t>set privately. Never commit a key or a real diver profile.</w:t>
       </w:r>
     </w:p>
     <w:sectPr>
       <w:headerReference w:type="default" r:id="rId9"/>
       <w:footerReference w:type="default" r:id="rId10"/>
       <w:pgSz w:w="12240" w:h="15840"/>
-      <w:pgMar w:top="893" w:right="1037" w:bottom="835" w:left="1037" w:header="720" w:footer="720" w:gutter="0"/>
+      <w:pgMar w:top="1440" w:right="1440" w:bottom="1440" w:left="1440" w:header="648" w:footer="648" w:gutter="0"/>
       <w:cols w:space="720"/>
       <w:docGrid w:linePitch="360"/>
     </w:sectPr>
@@ -894,15 +1553,39 @@
   <w:p>
     <w:pPr>
       <w:pStyle w:val="Footer"/>
-      <w:jc w:val="center"/>
+      <w:tabs>
+        <w:tab w:pos="9360" w:val="right"/>
+      </w:tabs>
+      <w:spacing w:before="0" w:after="0"/>
     </w:pPr>
     <w:r>
       <w:rPr>
-        <w:rFonts w:ascii="Aptos" w:hAnsi="Aptos"/>
-        <w:color w:val="64787D"/>
+        <w:rFonts w:ascii="Calibri" w:hAnsi="Calibri" w:eastAsia="Calibri"/>
+        <w:color w:val="61737C"/>
         <w:sz w:val="16"/>
       </w:rPr>
-      <w:t>FIT5120 2026 S2  •  Synthetic/public data boundary</w:t>
+      <w:t>VERSION 2.0 | 15 AUGUST 2026 | SYNTHETIC/PUBLIC DATA | NON-ENFORCEMENT DEMO</w:t>
+    </w:r>
+    <w:r>
+      <w:rPr>
+        <w:rFonts w:ascii="Calibri" w:hAnsi="Calibri" w:eastAsia="Calibri"/>
+        <w:color w:val="61737C"/>
+        <w:sz w:val="16"/>
+      </w:rPr>
+      <w:tab/>
+      <w:t xml:space="preserve">PAGE </w:t>
+    </w:r>
+    <w:r>
+      <w:rPr>
+        <w:rFonts w:ascii="Calibri" w:hAnsi="Calibri" w:eastAsia="Calibri"/>
+        <w:color w:val="61737C"/>
+        <w:sz w:val="16"/>
+      </w:rPr>
+      <w:fldChar w:fldCharType="begin"/>
+      <w:instrText xml:space="preserve"> PAGE </w:instrText>
+      <w:fldChar w:fldCharType="separate"/>
+      <w:t>1</w:t>
+      <w:fldChar w:fldCharType="end"/>
     </w:r>
   </w:p>
 </w:ftr>
@@ -913,16 +1596,17 @@
   <w:p>
     <w:pPr>
       <w:pStyle w:val="Header"/>
+      <w:spacing w:after="0"/>
       <w:jc w:val="right"/>
     </w:pPr>
     <w:r>
       <w:rPr>
-        <w:rFonts w:ascii="Aptos" w:hAnsi="Aptos"/>
-        <w:b/>
-        <w:color w:val="147D85"/>
+        <w:rFonts w:ascii="Calibri" w:hAnsi="Calibri" w:eastAsia="Calibri"/>
+        <w:b/>
+        <w:color w:val="0F6F73"/>
         <w:sz w:val="16"/>
       </w:rPr>
-      <w:t>TEAM 04  |  MARINE OBSERVATION MVP</w:t>
+      <w:t>TEAM 04 | DIVESAFE MY</w:t>
     </w:r>
   </w:p>
 </w:hdr>
@@ -1127,6 +1811,75 @@
   </w:num>
   <w:num w:numId="9">
     <w:abstractNumId w:val="0"/>
+  </w:num>
+  <w:abstractNum w:abstractNumId="9">
+    <w:multiLevelType w:val="singleLevel"/>
+    <w:lvl w:ilvl="0">
+      <w:start w:val="1"/>
+      <w:numFmt w:val="bullet"/>
+      <w:lvlText w:val="•"/>
+      <w:lvlJc w:val="left"/>
+      <w:suff w:val="tab"/>
+      <w:pPr>
+        <w:tabs>
+          <w:tab w:val="num" w:pos="720"/>
+        </w:tabs>
+        <w:ind w:left="720" w:hanging="360"/>
+      </w:pPr>
+      <w:rPr>
+        <w:rFonts w:ascii="Symbol" w:hAnsi="Symbol"/>
+      </w:rPr>
+    </w:lvl>
+  </w:abstractNum>
+  <w:abstractNum w:abstractNumId="10">
+    <w:multiLevelType w:val="singleLevel"/>
+    <w:lvl w:ilvl="0">
+      <w:start w:val="1"/>
+      <w:numFmt w:val="bullet"/>
+      <w:lvlText w:val="☐"/>
+      <w:lvlJc w:val="left"/>
+      <w:suff w:val="tab"/>
+      <w:pPr>
+        <w:tabs>
+          <w:tab w:val="num" w:pos="720"/>
+        </w:tabs>
+        <w:ind w:left="720" w:hanging="360"/>
+      </w:pPr>
+      <w:rPr>
+        <w:rFonts w:ascii="Segoe UI Symbol" w:hAnsi="Segoe UI Symbol"/>
+      </w:rPr>
+    </w:lvl>
+  </w:abstractNum>
+  <w:abstractNum w:abstractNumId="11">
+    <w:multiLevelType w:val="singleLevel"/>
+    <w:lvl w:ilvl="0">
+      <w:start w:val="1"/>
+      <w:numFmt w:val="decimal"/>
+      <w:lvlText w:val="%1."/>
+      <w:lvlJc w:val="left"/>
+      <w:suff w:val="tab"/>
+      <w:pPr>
+        <w:tabs>
+          <w:tab w:val="num" w:pos="720"/>
+        </w:tabs>
+        <w:ind w:left="720" w:hanging="360"/>
+      </w:pPr>
+      <w:rPr>
+        <w:rFonts w:ascii="Calibri" w:hAnsi="Calibri"/>
+      </w:rPr>
+    </w:lvl>
+  </w:abstractNum>
+  <w:num w:numId="10">
+    <w:abstractNumId w:val="9"/>
+  </w:num>
+  <w:num w:numId="11">
+    <w:abstractNumId w:val="10"/>
+  </w:num>
+  <w:num w:numId="12">
+    <w:abstractNumId w:val="11"/>
+  </w:num>
+  <w:num w:numId="13">
+    <w:abstractNumId w:val="11"/>
   </w:num>
 </w:numbering>
 </file>
@@ -1291,9 +2044,14 @@
     <w:name w:val="Normal"/>
     <w:qFormat/>
     <w:rsid w:val="00FC693F"/>
+    <w:pPr>
+      <w:spacing w:before="0" w:after="120" w:line="264" w:lineRule="auto"/>
+    </w:pPr>
     <w:rPr>
-      <w:rFonts w:ascii="Aptos" w:hAnsi="Aptos"/>
-      <w:sz w:val="21"/>
+      <w:rFonts w:ascii="Calibri" w:hAnsi="Calibri" w:eastAsia="Calibri"/>
+      <w:b w:val="0"/>
+      <w:color w:val="243746"/>
+      <w:sz w:val="22"/>
     </w:rPr>
   </w:style>
   <w:style w:type="paragraph" w:styleId="Header">
@@ -1351,15 +2109,15 @@
     <w:pPr>
       <w:keepNext/>
       <w:keepLines/>
-      <w:spacing w:before="480" w:after="0"/>
+      <w:spacing w:before="320" w:after="160"/>
       <w:outlineLvl w:val="0"/>
     </w:pPr>
     <w:rPr>
-      <w:rFonts w:asciiTheme="majorHAnsi" w:eastAsiaTheme="majorEastAsia" w:hAnsiTheme="majorHAnsi" w:cstheme="majorBidi" w:ascii="Aptos Display" w:hAnsi="Aptos Display"/>
+      <w:rFonts w:asciiTheme="majorHAnsi" w:eastAsiaTheme="majorEastAsia" w:hAnsiTheme="majorHAnsi" w:cstheme="majorBidi" w:ascii="Calibri" w:hAnsi="Calibri" w:eastAsia="Calibri"/>
       <w:b/>
       <w:bCs/>
-      <w:color w:val="147D85"/>
-      <w:sz w:val="34"/>
+      <w:color w:val="0F6F73"/>
+      <w:sz w:val="32"/>
       <w:szCs w:val="28"/>
     </w:rPr>
   </w:style>
@@ -1375,14 +2133,14 @@
     <w:pPr>
       <w:keepNext/>
       <w:keepLines/>
-      <w:spacing w:before="200" w:after="0"/>
+      <w:spacing w:before="240" w:after="120"/>
       <w:outlineLvl w:val="1"/>
     </w:pPr>
     <w:rPr>
-      <w:rFonts w:asciiTheme="majorHAnsi" w:eastAsiaTheme="majorEastAsia" w:hAnsiTheme="majorHAnsi" w:cstheme="majorBidi" w:ascii="Aptos Display" w:hAnsi="Aptos Display"/>
+      <w:rFonts w:asciiTheme="majorHAnsi" w:eastAsiaTheme="majorEastAsia" w:hAnsiTheme="majorHAnsi" w:cstheme="majorBidi" w:ascii="Calibri" w:hAnsi="Calibri" w:eastAsia="Calibri"/>
       <w:b/>
       <w:bCs/>
-      <w:color w:val="2B6771"/>
+      <w:color w:val="183B56"/>
       <w:sz w:val="26"/>
       <w:szCs w:val="26"/>
     </w:rPr>
@@ -1399,15 +2157,15 @@
     <w:pPr>
       <w:keepNext/>
       <w:keepLines/>
-      <w:spacing w:before="200" w:after="0"/>
+      <w:spacing w:before="160" w:after="80"/>
       <w:outlineLvl w:val="2"/>
     </w:pPr>
     <w:rPr>
-      <w:rFonts w:asciiTheme="majorHAnsi" w:eastAsiaTheme="majorEastAsia" w:hAnsiTheme="majorHAnsi" w:cstheme="majorBidi" w:ascii="Aptos Display" w:hAnsi="Aptos Display"/>
+      <w:rFonts w:asciiTheme="majorHAnsi" w:eastAsiaTheme="majorEastAsia" w:hAnsiTheme="majorHAnsi" w:cstheme="majorBidi" w:ascii="Calibri" w:hAnsi="Calibri" w:eastAsia="Calibri"/>
       <w:b/>
       <w:bCs/>
-      <w:color w:val="2B6771"/>
-      <w:sz w:val="22"/>
+      <w:color w:val="183B56"/>
+      <w:sz w:val="24"/>
     </w:rPr>
   </w:style>
   <w:style w:type="paragraph" w:styleId="Heading4">
@@ -1638,19 +2396,20 @@
     <w:qFormat/>
     <w:rsid w:val="00FC693F"/>
     <w:pPr>
+      <w:keepNext/>
       <w:pBdr>
         <w:bottom w:val="single" w:sz="8" w:space="4" w:color="4F81BD" w:themeColor="accent1"/>
       </w:pBdr>
-      <w:spacing w:after="300" w:line="240" w:lineRule="auto"/>
+      <w:spacing w:after="120" w:line="240" w:lineRule="auto" w:before="0"/>
       <w:contextualSpacing/>
     </w:pPr>
     <w:rPr>
-      <w:rFonts w:asciiTheme="majorHAnsi" w:eastAsiaTheme="majorEastAsia" w:hAnsiTheme="majorHAnsi" w:cstheme="majorBidi" w:ascii="Aptos Display" w:hAnsi="Aptos Display"/>
+      <w:rFonts w:asciiTheme="majorHAnsi" w:eastAsiaTheme="majorEastAsia" w:hAnsiTheme="majorHAnsi" w:cstheme="majorBidi" w:ascii="Calibri" w:hAnsi="Calibri" w:eastAsia="Calibri"/>
       <w:b/>
-      <w:color w:val="147D85"/>
+      <w:color w:val="183B56"/>
       <w:spacing w:val="5"/>
       <w:kern w:val="28"/>
-      <w:sz w:val="48"/>
+      <w:sz w:val="52"/>
       <w:szCs w:val="52"/>
     </w:rPr>
   </w:style>
